--- a/example_articles/states/Oregon/1.states_Oregon_New_York_Times.docx
+++ b/example_articles/states/Oregon/1.states_Oregon_New_York_Times.docx
@@ -29,17 +29,17 @@
     </w:p>
     <w:p>
       <w:r>
-        <w:t>Source File: NYT/50.DOCX</w:t>
+        <w:t>Source file: NYT/50.DOCX</w:t>
       </w:r>
     </w:p>
     <w:p>
       <w:r>
-        <w:t>Raw locations result: ['Oregon']</w:t>
+        <w:t>Raw locations result, 'locations': ['Oregon']</w:t>
       </w:r>
     </w:p>
     <w:p>
       <w:r>
-        <w:t>states_stand_flat (Standardized): Oregon</w:t>
+        <w:t>Standardized locations result, 'states_stand_flat': Oregon</w:t>
       </w:r>
     </w:p>
     <w:p>

--- a/example_articles/states/Oregon/1.states_Oregon_New_York_Times.docx
+++ b/example_articles/states/Oregon/1.states_Oregon_New_York_Times.docx
@@ -7,9 +7,7 @@
         <w:pStyle w:val="Heading1"/>
       </w:pPr>
       <w:r>
-        <w:t>Where There's No Car, There's a Bus;</w:t>
-        <w:br/>
-        <w:t>Navigating and Surviving the Suburbs: Taking the No. 60 in Westchester</w:t>
+        <w:t>Woolf, Proust and Joseph Kell</w:t>
       </w:r>
     </w:p>
     <w:p>
@@ -19,17 +17,17 @@
     </w:p>
     <w:p>
       <w:r>
-        <w:t>Date: 1994-05-13</w:t>
+        <w:t>Date: 1991-05-19</w:t>
       </w:r>
     </w:p>
     <w:p>
       <w:r>
-        <w:t>Section: Section B; ; Section B;  Page 1;  Column 2;  Metropolitan Desk ; Column 2;</w:t>
+        <w:t>Section: Section 7;; Section 7; Page 46; Column 2; Book Review Desk; Column 2;; Letter</w:t>
       </w:r>
     </w:p>
     <w:p>
       <w:r>
-        <w:t>Source file: NYT/50.DOCX</w:t>
+        <w:t>Source file: NYT/56.361.DOCX</w:t>
       </w:r>
     </w:p>
     <w:p>
@@ -51,83 +49,21 @@
     </w:p>
     <w:p>
       <w:r>
-        <w:t>On weekday mornings, buses like the No. 60 weave through the fraying urban neighborhoods of Mount Vernon, New Rochelle and Yonkers and fill up early with women who are heading out to clean the homes and care for the babies and tend the frail in the more prosperous villages farther north in Westchester County.</w:t>
+        <w:t>To the Editor:</w:t>
         <w:br/>
-        <w:t>The passengers sit in cocoons of silence, gazing dreamily at the scene reeling film-like out the tinted windows, their bodies swaying gently as the bus rounds a curve or halts a little too suddenly. Some leaf through The Daily News or listen to radios or chat with other regulars. A few take naps, knowing their journey will be a long one.</w:t>
+        <w:t>I was enjoying Anthony Burgess's essay "Joseph Kell, V. S. Naipaul and Me" (April 21), but then was shocked by the passage on E. M. Forster and Virginia Woolf.</w:t>
         <w:br/>
-        <w:t>Although suburban life was built around the car, about 55,000 people in Westchester prove every day that you can survive in the suburbs without one. They take the bus to and from work, to and from school, to and from the mall, enduring bus stops in January's blasts of snow or August's furnace-room heat.</w:t>
+        <w:t>I sympathize with Mr. Burgess's anger at literary classism, and in particular at Woolf's comment about Joyce -- she called "Ulysses" "the book of a self-taught working man . . . of a queasy undergraduate scratching his pimples." I object, however, to Mr. Burgess's use of the word "perversion" in describing Forster's and Woolf's sexuality. One more time: homosexuality is not a perversion; it is an orientation and preference.</w:t>
+        <w:br/>
+        <w:t>I was further disgusted by his comment that "it would have done [Woolf] good to be seduced in a Manchester back alley." We all know that women are not seduced but raped in alleys. This is another version of the old slur about uppity women -- that all they really need is good sex (in this case, working-class sex).</w:t>
+        <w:br/>
+        <w:t>It's discouraging both that Mr. Burgess wrote this and also that The Book Review chose to excerpt this part of his new book.</w:t>
         <w:br/>
         <w:t xml:space="preserve"> </w:t>
         <w:br/>
-        <w:t>Workers and the Elderly</w:t>
+        <w:t>MOLLIE CLARKE</w:t>
         <w:br/>
-        <w:t xml:space="preserve"> They are most definitely not a cross-section of Westchester. They are poorer, older and more likely to be immigrants, women and black or Hispanic, a survey done in 1990 for Westchester's Transportation Department found. Many do the jobs most of those who can afford to own cars would prefer not to do.</w:t>
-        <w:br/>
-        <w:t>They are people like Lula Blue and Donna Carr. Ms. Blue, a health aide for an elderly woman in Elmsford, spends an hour and a half on two buses to get to her job from her home in New Rochelle. Ms. Carr, who immigrated from Jamaica six months ago, takes a bus from Boston Post Road and 216th Street in the Bronx to her job as a cafeteria worker at the Mamaroneck Avenue School in White Plains, an hour and half trip each way.</w:t>
-        <w:br/>
-        <w:t>The long journeys are part of their daily rhythm, as inevitable as a rising and setting sun, and they do not complain.</w:t>
-        <w:br/>
-        <w:t>"I read sometimes," Ms. Carr said. "Mostly I sit and think."</w:t>
-        <w:br/>
-        <w:t>John and Margaret Kenyon are not working people, but they too are bus regulars. They gave up their car 14 years ago when they turned 70.</w:t>
-        <w:br/>
-        <w:t>"We were getting too old and the insurance was too high," Mr. Kenyon, a retired postal worker, said.</w:t>
-        <w:br/>
-        <w:t>But everyday brings a new adventure on the bus. On one recent morning, the Kenyons, he sporty in a newsboy cap, she more prim in a linen sunhat, headed from their home in New Rochelle to buy a few items at a new Bradlee's department store in Yonkers.</w:t>
-        <w:br/>
-        <w:t>"We'd never seen it before," Mrs. Kenyon said.</w:t>
-        <w:br/>
-        <w:t xml:space="preserve"> </w:t>
-        <w:br/>
-        <w:t>Making a Day of It</w:t>
-        <w:br/>
-        <w:t xml:space="preserve"> By car, Bradlee's is a 15-minute excursion to the west. But by bus, they had to travel far to the north to go south and west eventually. Such circuitousness is one of the wrinkles of bus service in Westchester, which is designed to run between towns rather than to blanket whole neighborhoods the way buses often do in New York City. You can get to White Plains, the county seat, from almost anywhere, and getting around Westchester's cities -- where there are large numbers of people who do not drive -- is not that difficult. But it is hard to plan a trip from say, Port Chester to Scarsdale.</w:t>
-        <w:br/>
-        <w:t>The Kenyons took the No. 60 to the White Plains TransCenter, which has the dim, forbidding ambiance of a parking garage, and waited there for the bus that runs down Central Avenue, Westchester's main shopping strip. At Bradlee's, Mrs. Kenyon bought another white sunhat. Mr. Kenyon bought a pair of grass shears. Carrying their trove in white plastic bags, they headed home. The trip took two hours each way, but they had made a day out of it.</w:t>
-        <w:br/>
-        <w:t>"It's very convenient," Mr. Kenyon said of the bus service. "They're right on time. They're clean. Most of the bus drivers are courteous."</w:t>
-        <w:br/>
-        <w:t>Westchester has 328 buses that navigate 58 routes covering 846 miles, including one express route that runs from White Plains to Wall Street and several that just ferry people to village railroad stations. Eight years ago, the system was christened the Bee Line to give it a name that riders might identify with. Yet, most passengers still refer to it simply as "the Bus." Whatever its name, the system is actually seven separate bus companies that have contracts with the county's Transportation Department.</w:t>
-        <w:br/>
-        <w:t>The buses carry 28.4 million passengers a year. With a basic fare of $1.15 a ride, the system took in $30 million last year, less than half of its operating expenses. Like almost every other public transportation system in the country, the Bee Line is heavily subsidized by local, state and Federal governments.</w:t>
-        <w:br/>
-        <w:t xml:space="preserve"> </w:t>
-        <w:br/>
-        <w:t>Hewing to Schedules</w:t>
-        <w:br/>
-        <w:t xml:space="preserve"> The trick to mastering the bus system is knowing the schedule. Unlike New York City's system, where bus riders head for a bus stop and keep their fingers crossed that a bus will come soon, Westchester buses hew to a tight schedule. During most of the day, the No. 60, for example, comes every half-hour. Veteran riders memorize the times that buses show up, and most say the buses are generally on time.</w:t>
-        <w:br/>
-        <w:t>The schedule is the bane of Melissa Sullivan's social life, however. Miss Sullivan, a 20-year-old sophomore at Westchester Community College, knows that when she visits a friend in say Bronxville, she must cut the visit short to catch the last bus leaving for her home in Larchmont. Even in the daytime when she catches a bus to college, she said, some drivers will come several minutes too early, and if she is not at the bus stop early, she will have to wait a half-hour for the next bus, a wait made more dismal by bad weather.</w:t>
-        <w:br/>
-        <w:t>"And there's no booth at my bus stop," she said.</w:t>
-        <w:br/>
-        <w:t>She and her mother, a secretary, used to own a car, but "it died," she said, and they will have to rely on the buses until they save up enough for a car.</w:t>
-        <w:br/>
-        <w:t>"I used to hate taking the bus, but it's now part of everyday life," she said.</w:t>
-        <w:br/>
-        <w:t>Similarly, the only thing Mr. Kenyon laments about surrendering his car is that he can no longer attend the weekend concerts at the State University at Purchase. He can get to the concerts, but there are no buses late enough to take him back to New Rochelle.</w:t>
-        <w:br/>
-        <w:t xml:space="preserve"> </w:t>
-        <w:br/>
-        <w:t>Time to Socialize</w:t>
-        <w:br/>
-        <w:t xml:space="preserve"> Annie Lynch, a 30-year-old teacher's aide, genuinely looks forward to her rides on the bus, even though each way is an hourlong odyssey. She works at the Westchester School for Special Children in Yonkers, which would be a 15-minute ride from her home in Mamaroneck if she had a car. But she does not mind the long ride because she regularly encounters a hospital attendant who has become her friend.</w:t>
-        <w:br/>
-        <w:t>"I just like to take the bus," she said. "I like to socialize with people."</w:t>
-        <w:br/>
-        <w:t>One of the more farflung travelers is Susan Jankowski, who works as a "floating" cafeteria worker for a food service compnay. On any day, she not only does not know whether she will be working as a cashier or a waitress or kitchen worker, but she also does not know at which company she will be working. Yet, lacking a car, she has to get to wherever work is by a series of buses or a bus connection to a commuter railroad. She has worked as far away as Stamford.</w:t>
-        <w:br/>
-        <w:t>Of course, not everyone on the bus is working-class, old or a student. Eriko Sato, a stylishly dressed woman in her 30's, was at the White Plains TransCenter the other day, looking suitably lost for someone who had never been there before.</w:t>
-        <w:br/>
-        <w:t>She lives in Manhattan, but was here to catch a bus to Neiman Marcus a few blocks away from the TransCenter. There is no Neiman Marcus in New York City and she had her eye on a particular shoulder bag that the store carried. Luckily, she also had a whole day to spend getting to the store and back.</w:t>
-        <w:br/>
-        <w:br/>
-        <w:t>Graphic</w:t>
-        <w:br/>
-        <w:br/>
-        <w:t xml:space="preserve"> </w:t>
-        <w:br/>
-        <w:t>Photos: Passengers settled into their seats recently on the Bee Line No. 60 bus, where some nap, read papers or ruminate during the 90-minute trip from the Bronx to White Plains in Westchester County. (pg. B1); Juan Castro sharing the rear seats of the No. 60 bus with Janae Crudup, left, her sister, Shadreya, second from left, and Ashley Janowski, right. For families without a car in the suburbs, the bus is their only transportation. (pg. B2) (Susan Harris for The New York Times)</w:t>
+        <w:t>Portland, Ore.</w:t>
       </w:r>
     </w:p>
     <w:sectPr>

--- a/example_articles/states/Oregon/1.states_Oregon_New_York_Times.docx
+++ b/example_articles/states/Oregon/1.states_Oregon_New_York_Times.docx
@@ -7,7 +7,7 @@
         <w:pStyle w:val="Heading1"/>
       </w:pPr>
       <w:r>
-        <w:t>Woolf, Proust and Joseph Kell</w:t>
+        <w:t>Eight Recent Netflix Original Series That Are Worth Your Time</w:t>
       </w:r>
     </w:p>
     <w:p>
@@ -17,17 +17,17 @@
     </w:p>
     <w:p>
       <w:r>
-        <w:t>Date: 1991-05-19</w:t>
+        <w:t>Date: 2018-04-10</w:t>
       </w:r>
     </w:p>
     <w:p>
       <w:r>
-        <w:t>Section: Section 7;; Section 7; Page 46; Column 2; Book Review Desk; Column 2;; Letter</w:t>
+        <w:t>Section: WATCHING</w:t>
       </w:r>
     </w:p>
     <w:p>
       <w:r>
-        <w:t>Source file: NYT/56.361.DOCX</w:t>
+        <w:t>Source file: NYT/23.DOCX</w:t>
       </w:r>
     </w:p>
     <w:p>
@@ -49,21 +49,49 @@
     </w:p>
     <w:p>
       <w:r>
-        <w:t>To the Editor:</w:t>
+        <w:t>If it seems as though each time you log into Netflix there are a dozen new original series on offer, it might be because that's essentially what's happening. According to Variety, the company's chief financial officer, David Wells, announced in February that Netflix was aiming to host around 700 original shows worldwide by the end of 2018. In the United States, some of these are shows produced by Netflix, and some are foreign shows for which Netflix has purchased the rights. Either way, it's more television than any one person can consume.</w:t>
         <w:br/>
-        <w:t>I was enjoying Anthony Burgess's essay "Joseph Kell, V. S. Naipaul and Me" (April 21), but then was shocked by the passage on E. M. Forster and Virginia Woolf.</w:t>
+        <w:t>In order to help you prioritize your queue, we'll periodically sift through the latest original programming on Netflix and let you know which shows we think are worth watching. This inaugural roundup features crime thrillers, teen comedies, food shows and one of the craziest documentary series in recent memory.</w:t>
         <w:br/>
-        <w:t>I sympathize with Mr. Burgess's anger at literary classism, and in particular at Woolf's comment about Joyce -- she called "Ulysses" "the book of a self-taught working man . . . of a queasy undergraduate scratching his pimples." I object, however, to Mr. Burgess's use of the word "perversion" in describing Forster's and Woolf's sexuality. One more time: homosexuality is not a perversion; it is an orientation and preference.</w:t>
+        <w:t>Babylon Berlin</w:t>
         <w:br/>
-        <w:t>I was further disgusted by his comment that "it would have done [Woolf] good to be seduced in a Manchester back alley." We all know that women are not seduced but raped in alleys. This is another version of the old slur about uppity women -- that all they really need is good sex (in this case, working-class sex).</w:t>
+        <w:t>"Babylon Berlin" has everything: Communists, fascists and flappers! Pornographers, cops and gangsters! Set during the Weimar Republic and created with the filmmaker Tom Tykwer ("Run Lola Run"), this hit German crime drama combines the decadence of "Cabaret" with the grit of a contemporary police procedural. At the center of its sprawling story are Gereon Rath (Volker Bruch), a vice-squad detective scarred by his experiences in World War I, and Charlotte Ritter (Liv Lisa Fries), a typist and sometime prostitute who wants desperately to join the all-male police force. For those who hate reading subtitles, there is a dubbed version available on Netflix. But it's distractingly awkward, so consider giving the show a shot in its original language first.</w:t>
         <w:br/>
-        <w:t>It's discouraging both that Mr. Burgess wrote this and also that The Book Review chose to excerpt this part of his new book.</w:t>
+        <w:t>Wild Wild Country</w:t>
         <w:br/>
-        <w:t xml:space="preserve"> </w:t>
+        <w:t>In the early 1980s, followers of the Indian guru Bhagwan Shree Rajneesh built a community for themselves on a 63,000-acre swathe of Oregon ranchland. Tensions quickly flared between the commune, called Rajneeshpuram, and its new neighbor, the tiny city of Antelope. From one angle, the conflict appeared to pit xenophobic yokels against a vulnerable religious minority; from another, it appeared that a sex cult was terrorizing a quiet community of working-class retirees. And that was before things in Rajneeshpuram got really weird. The documentary series "Wild Wild Country" uses archival footage and startlingly frank interviews with the former leaders of the community and their adversaries in Antelope to raise big questions about spirituality, democracy and the ethics of self-defense.</w:t>
         <w:br/>
-        <w:t>MOLLIE CLARKE</w:t>
+        <w:t>Collateral</w:t>
         <w:br/>
-        <w:t>Portland, Ore.</w:t>
+        <w:t>After appearing in one of last year's best Netflix original films, "Mudbound," Carey Mulligan returns to the streaming service with another stirring performance. "Collateral" casts her as Kip Glaspie, an ambitious detective inspector whose investigation into the murder of a pizza delivery man leads her to a far more complicated mystery. With lots of incisive commentary on immigration in post-Brexit Britain and a top-notch supporting cast that includes Jeany Spark, John Simm, Billie Piper and Nicola Walker, this mini-series isn't just for thriller addicts. Bonus: You can — and will probably want to — watch the entire four-episode season in an afternoon.</w:t>
+        <w:br/>
+        <w:t>Ugly Delicious</w:t>
+        <w:br/>
+        <w:t>If you're a fan of Anthony Bourdain's globe-trotting food-adventure shows, add this series to your queue. With episodes organized around dishes rather than destinations, "Ugly Delicious" sends David Chang, the chef and Momofuku restaurateur, to culinary capitals from Los Angeles to Copenhagen to Tokyo in order for him to sample the best incarnations of everyday meals like pizza and barbecue. Accompanying Chang is a boisterous, rotating cast of pals including Jimmy Kimmel and the "Walking Dead" actor Steven Yeun. In the sweetest episode, "Homecooking," the host and his longtime collaborator, the food writer Peter Meehan, join Chang's mother in her kitchen to prepare a Korean-American Thanksgiving feast.</w:t>
+        <w:br/>
+        <w:t>Nailed It!</w:t>
+        <w:br/>
+        <w:t>Television can never get enough baking competitions, most of which follow the same basic recipe: Talented pastry chefs + high-concept creations + expert judges = sculptural desserts that are a feast for the eyes. "Nailed It!" swaps out the professional contestants in favor of hapless novices who try their damnedest to replicate elaborate wedding cakes and other decorative sweets. The result is Food Network meets Cake Wrecks, with a lot of heart. As host, the comedian Nicole Byer strikes the perfect balance between encouragement and ridicule, and the competitors' self-aware humor ensures that the show never feels as if it's taking cheap shots.</w:t>
+        <w:br/>
+        <w:t>[Watching is The New York Times's TV and film recommendation website. Sign up for our thrice-weekly newsletter here.]</w:t>
+        <w:br/>
+        <w:t>Seven Seconds</w:t>
+        <w:br/>
+        <w:t>In this crime drama from Veena Sud, the creator of "The Killing," a black teenager is struck by a car while riding his bike and is left for dead. But "Seven Seconds" isn't a whodunit. We know from the beginning that the hit-and-run collision is an accident, that a white police officer named Peter Jablonski (Beau Knapp) is the culprit and that his colleagues help him cover it up. The question is: Will the burned-out prosecutor assigned to the case (Clare-Hope Ashitey) and her detective partner (Michael Mosley) figure out what happened? And if they do, will a jury punish four cops for what they did to a black teen? "American Crime" fans, take note: That show's standout actress, Regina King, gives a similarly moving performance in this series as the victim's mother.</w:t>
+        <w:br/>
+        <w:t>The End of the ____ing World</w:t>
+        <w:br/>
+        <w:t>British TV may be best known for Monty Python and costume dramas, but it is also home to some of the most daring teen programming in the English-speaking world. (See: "Skins," "           My Mad Fat Diary," "           Misfits.") "The End of the ____ing World," which comes to Netflix by way of Britain's Channel 4, is an exceptionally dark, suspenseful comedy about two disturbed teens who run away together. But one of these road-trippers, James (Alex Lawther), is only feigning interest in his companion, Alyssa (Jessica Barden). What he really wants is to kick off his psycho-killer career by murdering her — or so he thinks.</w:t>
+        <w:br/>
+        <w:t>Everything Sucks!</w:t>
+        <w:br/>
+        <w:t>For a lighter teen comedy, try this charming show about outcasts living in the aptly named town of Boring, Ore., in the mid-1990s. Our heroes are the nerdy A.V. clique and their slightly older, slightly cooler peers in the drama club — two warring factions that unite to make an absolutely ridiculous movie. Odd-couple romances, betrayals, family conflicts, journeys of self-discovery and montages set to period-appropriate songs ensue, so it's no wonder that "Everything Sucks!" has earned comparisons to "Freaks and Geeks." While it doesn't quite live up to that hype, the show is funny, sweet and sure to hit all the right nostalgia buttons for viewers in their 30s.</w:t>
+        <w:br/>
+        <w:t>Read more: The 100 Best Movies on Netflix</w:t>
+        <w:br/>
+        <w:t>10 Great Movies Under 90 Minutes Long on Netflix</w:t>
+        <w:br/>
+        <w:t>PHOTO: From left, scenes from "Everything Sucks!" and "Babylon Berlin." (PHOTOGRAPH BY Netflix; Beta Film FOR THE NEW YORK TIMES)</w:t>
       </w:r>
     </w:p>
     <w:sectPr>
